--- a/Meeting Reports/Meeting report- Week 5.docx
+++ b/Meeting Reports/Meeting report- Week 5.docx
@@ -883,15 +883,15 @@
           <w:sz w:val="22"/>
           <w:lang w:val="en-DE"/>
         </w:rPr>
-        <w:t>Use Case Diagram</w:t>
-      </w:r>
-    </w:p>
-    <w:p>
-      <w:pPr>
-        <w:rPr>
-          <w:rFonts w:ascii="Arial" w:hAnsi="Arial"/>
-          <w:sz w:val="22"/>
-          <w:lang w:val="en-DE"/>
+        <w:t>Entity Relationship Diagram (ERD)</w:t>
+      </w:r>
+    </w:p>
+    <w:p>
+      <w:pPr>
+        <w:rPr>
+          <w:rFonts w:ascii="Arial" w:hAnsi="Arial"/>
+          <w:b/>
+          <w:sz w:val="22"/>
         </w:rPr>
       </w:pPr>
     </w:p>
@@ -918,7 +918,7 @@
           <w:sz w:val="22"/>
           <w:lang w:val="en-DE"/>
         </w:rPr>
-        <w:t>Use case tables</w:t>
+        <w:t>Activity/Swimlane Diagram Improvement</w:t>
       </w:r>
     </w:p>
     <w:p>
@@ -953,42 +953,50 @@
           <w:sz w:val="22"/>
           <w:lang w:val="en-DE"/>
         </w:rPr>
-        <w:t xml:space="preserve">Activity diagrams and </w:t>
-      </w:r>
-      <w:proofErr w:type="spellStart"/>
-      <w:r>
-        <w:rPr>
-          <w:rFonts w:ascii="Arial" w:hAnsi="Arial"/>
-          <w:sz w:val="22"/>
-          <w:lang w:val="en-DE"/>
-        </w:rPr>
-        <w:t>swimlane</w:t>
-      </w:r>
-      <w:proofErr w:type="spellEnd"/>
-      <w:r>
-        <w:rPr>
-          <w:rFonts w:ascii="Arial" w:hAnsi="Arial"/>
-          <w:sz w:val="22"/>
-          <w:lang w:val="en-DE"/>
-        </w:rPr>
-        <w:t xml:space="preserve"> diagrams</w:t>
-      </w:r>
-    </w:p>
-    <w:p>
-      <w:pPr>
-        <w:rPr>
-          <w:rFonts w:ascii="Arial" w:hAnsi="Arial"/>
-          <w:b/>
-          <w:sz w:val="22"/>
-        </w:rPr>
-      </w:pPr>
-    </w:p>
-    <w:p>
-      <w:pPr>
-        <w:rPr>
-          <w:rFonts w:ascii="Arial" w:hAnsi="Arial"/>
-          <w:b/>
-          <w:sz w:val="22"/>
+        <w:t>Design of state diagrams.</w:t>
+      </w:r>
+    </w:p>
+    <w:p>
+      <w:pPr>
+        <w:rPr>
+          <w:rFonts w:ascii="Arial" w:hAnsi="Arial"/>
+          <w:sz w:val="22"/>
+          <w:lang w:val="en-DE"/>
+        </w:rPr>
+      </w:pPr>
+    </w:p>
+    <w:p>
+      <w:pPr>
+        <w:rPr>
+          <w:rFonts w:ascii="Arial" w:hAnsi="Arial"/>
+          <w:sz w:val="22"/>
+          <w:lang w:val="en-DE"/>
+        </w:rPr>
+      </w:pPr>
+      <w:r>
+        <w:rPr>
+          <w:rFonts w:ascii="Arial" w:hAnsi="Arial"/>
+          <w:b/>
+          <w:sz w:val="22"/>
+          <w:lang w:val="en-DE"/>
+        </w:rPr>
+        <w:t>4)</w:t>
+      </w:r>
+      <w:r>
+        <w:rPr>
+          <w:rFonts w:ascii="Arial" w:hAnsi="Arial"/>
+          <w:sz w:val="22"/>
+          <w:lang w:val="en-DE"/>
+        </w:rPr>
+        <w:t>Use case diagram</w:t>
+      </w:r>
+    </w:p>
+    <w:p>
+      <w:pPr>
+        <w:rPr>
+          <w:rFonts w:ascii="Arial" w:hAnsi="Arial"/>
+          <w:sz w:val="22"/>
+          <w:lang w:val="en-DE"/>
         </w:rPr>
       </w:pPr>
     </w:p>
@@ -1094,33 +1102,124 @@
         </w:rPr>
         <w:t xml:space="preserve"> application.</w:t>
       </w:r>
-    </w:p>
-    <w:p>
-      <w:pPr>
-        <w:rPr>
-          <w:rFonts w:ascii="Arial" w:hAnsi="Arial"/>
-          <w:b/>
-          <w:sz w:val="22"/>
-          <w:u w:val="single"/>
-        </w:rPr>
-      </w:pPr>
-    </w:p>
-    <w:p>
-      <w:pPr>
-        <w:rPr>
-          <w:rFonts w:ascii="Arial" w:hAnsi="Arial"/>
-          <w:b/>
-          <w:sz w:val="22"/>
-          <w:u w:val="single"/>
-        </w:rPr>
-      </w:pPr>
-      <w:r>
-        <w:rPr>
-          <w:rFonts w:ascii="Arial" w:hAnsi="Arial"/>
-          <w:b/>
-          <w:sz w:val="22"/>
-          <w:u w:val="single"/>
-        </w:rPr>
+      <w:r>
+        <w:rPr>
+          <w:rFonts w:ascii="Arial" w:hAnsi="Arial"/>
+          <w:sz w:val="22"/>
+          <w:lang w:val="en-DE"/>
+        </w:rPr>
+        <w:t>We will also create state diagram for each user role and the ERD for the whole system</w:t>
+      </w:r>
+    </w:p>
+    <w:p>
+      <w:pPr>
+        <w:rPr>
+          <w:rFonts w:ascii="Arial" w:hAnsi="Arial"/>
+          <w:b/>
+          <w:sz w:val="22"/>
+          <w:u w:val="single"/>
+        </w:rPr>
+      </w:pPr>
+    </w:p>
+    <w:p>
+      <w:pPr>
+        <w:rPr>
+          <w:rFonts w:ascii="Arial" w:hAnsi="Arial"/>
+          <w:b/>
+          <w:sz w:val="22"/>
+          <w:u w:val="single"/>
+        </w:rPr>
+      </w:pPr>
+    </w:p>
+    <w:p>
+      <w:pPr>
+        <w:rPr>
+          <w:rFonts w:ascii="Arial" w:hAnsi="Arial"/>
+          <w:b/>
+          <w:sz w:val="22"/>
+          <w:u w:val="single"/>
+        </w:rPr>
+      </w:pPr>
+    </w:p>
+    <w:p>
+      <w:pPr>
+        <w:rPr>
+          <w:rFonts w:ascii="Arial" w:hAnsi="Arial"/>
+          <w:b/>
+          <w:sz w:val="22"/>
+          <w:u w:val="single"/>
+        </w:rPr>
+      </w:pPr>
+    </w:p>
+    <w:p>
+      <w:pPr>
+        <w:rPr>
+          <w:rFonts w:ascii="Arial" w:hAnsi="Arial"/>
+          <w:b/>
+          <w:sz w:val="22"/>
+          <w:u w:val="single"/>
+        </w:rPr>
+      </w:pPr>
+    </w:p>
+    <w:p>
+      <w:pPr>
+        <w:rPr>
+          <w:rFonts w:ascii="Arial" w:hAnsi="Arial"/>
+          <w:b/>
+          <w:sz w:val="22"/>
+          <w:u w:val="single"/>
+        </w:rPr>
+      </w:pPr>
+    </w:p>
+    <w:p>
+      <w:pPr>
+        <w:rPr>
+          <w:rFonts w:ascii="Arial" w:hAnsi="Arial"/>
+          <w:b/>
+          <w:sz w:val="22"/>
+          <w:u w:val="single"/>
+        </w:rPr>
+      </w:pPr>
+    </w:p>
+    <w:p>
+      <w:pPr>
+        <w:rPr>
+          <w:rFonts w:ascii="Arial" w:hAnsi="Arial"/>
+          <w:b/>
+          <w:sz w:val="22"/>
+          <w:u w:val="single"/>
+        </w:rPr>
+      </w:pPr>
+    </w:p>
+    <w:p>
+      <w:pPr>
+        <w:rPr>
+          <w:rFonts w:ascii="Arial" w:hAnsi="Arial"/>
+          <w:b/>
+          <w:sz w:val="22"/>
+          <w:u w:val="single"/>
+        </w:rPr>
+      </w:pPr>
+      <w:bookmarkStart w:id="0" w:name="_GoBack"/>
+      <w:bookmarkEnd w:id="0"/>
+    </w:p>
+    <w:p>
+      <w:pPr>
+        <w:rPr>
+          <w:rFonts w:ascii="Arial" w:hAnsi="Arial"/>
+          <w:b/>
+          <w:sz w:val="22"/>
+          <w:u w:val="single"/>
+        </w:rPr>
+      </w:pPr>
+      <w:r>
+        <w:rPr>
+          <w:rFonts w:ascii="Arial" w:hAnsi="Arial"/>
+          <w:b/>
+          <w:sz w:val="22"/>
+          <w:u w:val="single"/>
+        </w:rPr>
+        <w:lastRenderedPageBreak/>
         <w:t>Tasks Assigned:</w:t>
       </w:r>
     </w:p>
@@ -1337,7 +1436,7 @@
           <w:sz w:val="22"/>
           <w:lang w:val="en-DE"/>
         </w:rPr>
-        <w:t xml:space="preserve"> or </w:t>
+        <w:t>/</w:t>
       </w:r>
       <w:proofErr w:type="spellStart"/>
       <w:r>
@@ -1410,7 +1509,23 @@
           <w:sz w:val="22"/>
           <w:lang w:val="en-DE"/>
         </w:rPr>
-        <w:t>Improving the use case diagram.</w:t>
+        <w:t>Improving the use case diagram</w:t>
+      </w:r>
+      <w:r>
+        <w:rPr>
+          <w:rFonts w:ascii="Arial" w:hAnsi="Arial"/>
+          <w:sz w:val="22"/>
+          <w:lang w:val="en-DE"/>
+        </w:rPr>
+        <w:t>, designing the ERD</w:t>
+      </w:r>
+      <w:r>
+        <w:rPr>
+          <w:rFonts w:ascii="Arial" w:hAnsi="Arial"/>
+          <w:sz w:val="22"/>
+          <w:lang w:val="en-DE"/>
+        </w:rPr>
+        <w:t>.</w:t>
       </w:r>
     </w:p>
     <w:p>
@@ -1465,36 +1580,51 @@
           <w:sz w:val="22"/>
           <w:lang w:val="en-DE"/>
         </w:rPr>
-        <w:t>Creating the 1 state diagram for each actor.</w:t>
-      </w:r>
-    </w:p>
-    <w:p>
-      <w:pPr>
-        <w:rPr>
-          <w:rFonts w:ascii="Arial" w:hAnsi="Arial"/>
-          <w:sz w:val="22"/>
-          <w:lang w:val="en-DE"/>
-        </w:rPr>
-      </w:pPr>
-    </w:p>
-    <w:p>
-      <w:pPr>
-        <w:rPr>
-          <w:rFonts w:ascii="Arial" w:hAnsi="Arial"/>
-          <w:b/>
-          <w:sz w:val="22"/>
-          <w:u w:val="single"/>
-          <w:lang w:val="en-DE"/>
-        </w:rPr>
-      </w:pPr>
-      <w:r>
-        <w:rPr>
-          <w:rFonts w:ascii="Arial" w:hAnsi="Arial"/>
-          <w:b/>
-          <w:sz w:val="22"/>
-          <w:u w:val="single"/>
-        </w:rPr>
-        <w:lastRenderedPageBreak/>
+        <w:t>Creating the 1 state diagram for each actor</w:t>
+      </w:r>
+      <w:r>
+        <w:rPr>
+          <w:rFonts w:ascii="Arial" w:hAnsi="Arial"/>
+          <w:sz w:val="22"/>
+          <w:lang w:val="en-DE"/>
+        </w:rPr>
+        <w:t xml:space="preserve"> (user role)</w:t>
+      </w:r>
+      <w:r>
+        <w:rPr>
+          <w:rFonts w:ascii="Arial" w:hAnsi="Arial"/>
+          <w:sz w:val="22"/>
+          <w:lang w:val="en-DE"/>
+        </w:rPr>
+        <w:t>.</w:t>
+      </w:r>
+    </w:p>
+    <w:p>
+      <w:pPr>
+        <w:rPr>
+          <w:rFonts w:ascii="Arial" w:hAnsi="Arial"/>
+          <w:sz w:val="22"/>
+          <w:lang w:val="en-DE"/>
+        </w:rPr>
+      </w:pPr>
+    </w:p>
+    <w:p>
+      <w:pPr>
+        <w:rPr>
+          <w:rFonts w:ascii="Arial" w:hAnsi="Arial"/>
+          <w:b/>
+          <w:sz w:val="22"/>
+          <w:u w:val="single"/>
+          <w:lang w:val="en-DE"/>
+        </w:rPr>
+      </w:pPr>
+      <w:r>
+        <w:rPr>
+          <w:rFonts w:ascii="Arial" w:hAnsi="Arial"/>
+          <w:b/>
+          <w:sz w:val="22"/>
+          <w:u w:val="single"/>
+        </w:rPr>
         <w:t>Time, Place, and Agenda for Next Meeting:</w:t>
       </w:r>
       <w:r>
@@ -1573,8 +1703,6 @@
         </w:rPr>
         <w:t>0</w:t>
       </w:r>
-      <w:bookmarkStart w:id="0" w:name="_GoBack"/>
-      <w:bookmarkEnd w:id="0"/>
       <w:r>
         <w:rPr>
           <w:rFonts w:ascii="Arial" w:hAnsi="Arial"/>

--- a/Meeting Reports/Meeting report- Week 5.docx
+++ b/Meeting Reports/Meeting report- Week 5.docx
@@ -1100,487 +1100,513 @@
           <w:sz w:val="22"/>
           <w:lang w:val="en-DE"/>
         </w:rPr>
-        <w:t xml:space="preserve"> application.</w:t>
-      </w:r>
-      <w:r>
-        <w:rPr>
-          <w:rFonts w:ascii="Arial" w:hAnsi="Arial"/>
-          <w:sz w:val="22"/>
-          <w:lang w:val="en-DE"/>
-        </w:rPr>
-        <w:t>We will also create state diagram for each user role and the ERD for the whole system</w:t>
-      </w:r>
-    </w:p>
-    <w:p>
-      <w:pPr>
-        <w:rPr>
-          <w:rFonts w:ascii="Arial" w:hAnsi="Arial"/>
-          <w:b/>
-          <w:sz w:val="22"/>
-          <w:u w:val="single"/>
-        </w:rPr>
-      </w:pPr>
-    </w:p>
-    <w:p>
-      <w:pPr>
-        <w:rPr>
-          <w:rFonts w:ascii="Arial" w:hAnsi="Arial"/>
-          <w:b/>
-          <w:sz w:val="22"/>
-          <w:u w:val="single"/>
-        </w:rPr>
-      </w:pPr>
-    </w:p>
-    <w:p>
-      <w:pPr>
-        <w:rPr>
-          <w:rFonts w:ascii="Arial" w:hAnsi="Arial"/>
-          <w:b/>
-          <w:sz w:val="22"/>
-          <w:u w:val="single"/>
-        </w:rPr>
-      </w:pPr>
-    </w:p>
-    <w:p>
-      <w:pPr>
-        <w:rPr>
-          <w:rFonts w:ascii="Arial" w:hAnsi="Arial"/>
-          <w:b/>
-          <w:sz w:val="22"/>
-          <w:u w:val="single"/>
-        </w:rPr>
-      </w:pPr>
-    </w:p>
-    <w:p>
-      <w:pPr>
-        <w:rPr>
-          <w:rFonts w:ascii="Arial" w:hAnsi="Arial"/>
-          <w:b/>
-          <w:sz w:val="22"/>
-          <w:u w:val="single"/>
-        </w:rPr>
-      </w:pPr>
-    </w:p>
-    <w:p>
-      <w:pPr>
-        <w:rPr>
-          <w:rFonts w:ascii="Arial" w:hAnsi="Arial"/>
-          <w:b/>
-          <w:sz w:val="22"/>
-          <w:u w:val="single"/>
-        </w:rPr>
-      </w:pPr>
-    </w:p>
-    <w:p>
-      <w:pPr>
-        <w:rPr>
-          <w:rFonts w:ascii="Arial" w:hAnsi="Arial"/>
-          <w:b/>
-          <w:sz w:val="22"/>
-          <w:u w:val="single"/>
-        </w:rPr>
-      </w:pPr>
-    </w:p>
-    <w:p>
-      <w:pPr>
-        <w:rPr>
-          <w:rFonts w:ascii="Arial" w:hAnsi="Arial"/>
-          <w:b/>
-          <w:sz w:val="22"/>
-          <w:u w:val="single"/>
-        </w:rPr>
-      </w:pPr>
-    </w:p>
-    <w:p>
-      <w:pPr>
-        <w:rPr>
-          <w:rFonts w:ascii="Arial" w:hAnsi="Arial"/>
-          <w:b/>
-          <w:sz w:val="22"/>
-          <w:u w:val="single"/>
-        </w:rPr>
-      </w:pPr>
+        <w:t xml:space="preserve"> </w:t>
+      </w:r>
+      <w:proofErr w:type="spellStart"/>
+      <w:r>
+        <w:rPr>
+          <w:rFonts w:ascii="Arial" w:hAnsi="Arial"/>
+          <w:sz w:val="22"/>
+          <w:lang w:val="en-DE"/>
+        </w:rPr>
+        <w:t>application.</w:t>
+      </w:r>
+      <w:r>
+        <w:rPr>
+          <w:rFonts w:ascii="Arial" w:hAnsi="Arial"/>
+          <w:sz w:val="22"/>
+          <w:lang w:val="en-DE"/>
+        </w:rPr>
+        <w:t>We</w:t>
+      </w:r>
+      <w:proofErr w:type="spellEnd"/>
+      <w:r>
+        <w:rPr>
+          <w:rFonts w:ascii="Arial" w:hAnsi="Arial"/>
+          <w:sz w:val="22"/>
+          <w:lang w:val="en-DE"/>
+        </w:rPr>
+        <w:t xml:space="preserve"> will also create state diagram for each user role and the ERD for the whole system</w:t>
+      </w:r>
+    </w:p>
+    <w:p>
+      <w:pPr>
+        <w:rPr>
+          <w:rFonts w:ascii="Arial" w:hAnsi="Arial"/>
+          <w:b/>
+          <w:sz w:val="22"/>
+          <w:u w:val="single"/>
+        </w:rPr>
+      </w:pPr>
+    </w:p>
+    <w:p>
+      <w:pPr>
+        <w:rPr>
+          <w:rFonts w:ascii="Arial" w:hAnsi="Arial"/>
+          <w:b/>
+          <w:sz w:val="22"/>
+          <w:u w:val="single"/>
+        </w:rPr>
+      </w:pPr>
+    </w:p>
+    <w:p>
+      <w:pPr>
+        <w:rPr>
+          <w:rFonts w:ascii="Arial" w:hAnsi="Arial"/>
+          <w:b/>
+          <w:sz w:val="22"/>
+          <w:u w:val="single"/>
+        </w:rPr>
+      </w:pPr>
+    </w:p>
+    <w:p>
+      <w:pPr>
+        <w:rPr>
+          <w:rFonts w:ascii="Arial" w:hAnsi="Arial"/>
+          <w:b/>
+          <w:sz w:val="22"/>
+          <w:u w:val="single"/>
+        </w:rPr>
+      </w:pPr>
+    </w:p>
+    <w:p>
+      <w:pPr>
+        <w:rPr>
+          <w:rFonts w:ascii="Arial" w:hAnsi="Arial"/>
+          <w:b/>
+          <w:sz w:val="22"/>
+          <w:u w:val="single"/>
+        </w:rPr>
+      </w:pPr>
+    </w:p>
+    <w:p>
+      <w:pPr>
+        <w:rPr>
+          <w:rFonts w:ascii="Arial" w:hAnsi="Arial"/>
+          <w:b/>
+          <w:sz w:val="22"/>
+          <w:u w:val="single"/>
+        </w:rPr>
+      </w:pPr>
+    </w:p>
+    <w:p>
+      <w:pPr>
+        <w:rPr>
+          <w:rFonts w:ascii="Arial" w:hAnsi="Arial"/>
+          <w:b/>
+          <w:sz w:val="22"/>
+          <w:u w:val="single"/>
+        </w:rPr>
+      </w:pPr>
+    </w:p>
+    <w:p>
+      <w:pPr>
+        <w:rPr>
+          <w:rFonts w:ascii="Arial" w:hAnsi="Arial"/>
+          <w:b/>
+          <w:sz w:val="22"/>
+          <w:u w:val="single"/>
+        </w:rPr>
+      </w:pPr>
+    </w:p>
+    <w:p>
+      <w:pPr>
+        <w:rPr>
+          <w:rFonts w:ascii="Arial" w:hAnsi="Arial"/>
+          <w:b/>
+          <w:sz w:val="22"/>
+          <w:u w:val="single"/>
+        </w:rPr>
+      </w:pPr>
+    </w:p>
+    <w:p>
+      <w:pPr>
+        <w:rPr>
+          <w:rFonts w:ascii="Arial" w:hAnsi="Arial"/>
+          <w:b/>
+          <w:sz w:val="22"/>
+          <w:u w:val="single"/>
+        </w:rPr>
+      </w:pPr>
+      <w:r>
+        <w:rPr>
+          <w:rFonts w:ascii="Arial" w:hAnsi="Arial"/>
+          <w:b/>
+          <w:sz w:val="22"/>
+          <w:u w:val="single"/>
+        </w:rPr>
+        <w:lastRenderedPageBreak/>
+        <w:t>Tasks Assigned:</w:t>
+      </w:r>
+    </w:p>
+    <w:p>
+      <w:pPr>
+        <w:rPr>
+          <w:rFonts w:ascii="Arial" w:hAnsi="Arial"/>
+          <w:b/>
+          <w:sz w:val="22"/>
+          <w:u w:val="single"/>
+        </w:rPr>
+      </w:pPr>
+    </w:p>
+    <w:p>
+      <w:pPr>
+        <w:rPr>
+          <w:rFonts w:ascii="Arial" w:hAnsi="Arial"/>
+          <w:sz w:val="22"/>
+          <w:lang w:val="en-DE"/>
+        </w:rPr>
+      </w:pPr>
+      <w:r>
+        <w:rPr>
+          <w:rFonts w:ascii="Arial" w:hAnsi="Arial"/>
+          <w:b/>
+          <w:sz w:val="22"/>
+          <w:lang w:val="en-DE"/>
+        </w:rPr>
+        <w:t xml:space="preserve">Kevin </w:t>
+      </w:r>
+      <w:proofErr w:type="spellStart"/>
+      <w:r>
+        <w:rPr>
+          <w:rFonts w:ascii="Arial" w:hAnsi="Arial"/>
+          <w:b/>
+          <w:sz w:val="22"/>
+          <w:lang w:val="en-DE"/>
+        </w:rPr>
+        <w:t>Muho</w:t>
+      </w:r>
+      <w:proofErr w:type="spellEnd"/>
+      <w:r>
+        <w:rPr>
+          <w:rFonts w:ascii="Arial" w:hAnsi="Arial"/>
+          <w:b/>
+          <w:sz w:val="22"/>
+          <w:lang w:val="en-DE"/>
+        </w:rPr>
+        <w:t xml:space="preserve">, Anisa </w:t>
+      </w:r>
+      <w:proofErr w:type="spellStart"/>
+      <w:r>
+        <w:rPr>
+          <w:rFonts w:ascii="Arial" w:hAnsi="Arial"/>
+          <w:b/>
+          <w:sz w:val="22"/>
+          <w:lang w:val="en-DE"/>
+        </w:rPr>
+        <w:t>Domi</w:t>
+      </w:r>
+      <w:proofErr w:type="spellEnd"/>
+      <w:r>
+        <w:rPr>
+          <w:rFonts w:ascii="Arial" w:hAnsi="Arial"/>
+          <w:b/>
+          <w:sz w:val="22"/>
+          <w:lang w:val="en-DE"/>
+        </w:rPr>
+        <w:t xml:space="preserve">, </w:t>
+      </w:r>
+      <w:proofErr w:type="spellStart"/>
+      <w:r>
+        <w:rPr>
+          <w:rFonts w:ascii="Arial" w:hAnsi="Arial"/>
+          <w:b/>
+          <w:sz w:val="22"/>
+          <w:lang w:val="en-DE"/>
+        </w:rPr>
+        <w:t>Desard</w:t>
+      </w:r>
+      <w:proofErr w:type="spellEnd"/>
+      <w:r>
+        <w:rPr>
+          <w:rFonts w:ascii="Arial" w:hAnsi="Arial"/>
+          <w:b/>
+          <w:sz w:val="22"/>
+          <w:lang w:val="en-DE"/>
+        </w:rPr>
+        <w:t xml:space="preserve"> </w:t>
+      </w:r>
+      <w:proofErr w:type="spellStart"/>
+      <w:proofErr w:type="gramStart"/>
+      <w:r>
+        <w:rPr>
+          <w:rFonts w:ascii="Arial" w:hAnsi="Arial"/>
+          <w:b/>
+          <w:sz w:val="22"/>
+          <w:lang w:val="en-DE"/>
+        </w:rPr>
+        <w:t>Lybeshari,Ledio</w:t>
+      </w:r>
+      <w:proofErr w:type="spellEnd"/>
+      <w:proofErr w:type="gramEnd"/>
+      <w:r>
+        <w:rPr>
+          <w:rFonts w:ascii="Arial" w:hAnsi="Arial"/>
+          <w:b/>
+          <w:sz w:val="22"/>
+          <w:lang w:val="en-DE"/>
+        </w:rPr>
+        <w:t xml:space="preserve"> </w:t>
+      </w:r>
+      <w:proofErr w:type="spellStart"/>
+      <w:r>
+        <w:rPr>
+          <w:rFonts w:ascii="Arial" w:hAnsi="Arial"/>
+          <w:b/>
+          <w:sz w:val="22"/>
+          <w:lang w:val="en-DE"/>
+        </w:rPr>
+        <w:t>Tafciu</w:t>
+      </w:r>
+      <w:proofErr w:type="spellEnd"/>
+      <w:r>
+        <w:rPr>
+          <w:rFonts w:ascii="Arial" w:hAnsi="Arial"/>
+          <w:b/>
+          <w:sz w:val="22"/>
+          <w:lang w:val="en-DE"/>
+        </w:rPr>
+        <w:t xml:space="preserve">, </w:t>
+      </w:r>
+      <w:proofErr w:type="spellStart"/>
+      <w:r>
+        <w:rPr>
+          <w:rFonts w:ascii="Arial" w:hAnsi="Arial"/>
+          <w:b/>
+          <w:sz w:val="22"/>
+          <w:lang w:val="en-DE"/>
+        </w:rPr>
+        <w:t>Ornelt</w:t>
+      </w:r>
+      <w:proofErr w:type="spellEnd"/>
+      <w:r>
+        <w:rPr>
+          <w:rFonts w:ascii="Arial" w:hAnsi="Arial"/>
+          <w:b/>
+          <w:sz w:val="22"/>
+          <w:lang w:val="en-DE"/>
+        </w:rPr>
+        <w:t xml:space="preserve"> </w:t>
+      </w:r>
+      <w:proofErr w:type="spellStart"/>
+      <w:r>
+        <w:rPr>
+          <w:rFonts w:ascii="Arial" w:hAnsi="Arial"/>
+          <w:b/>
+          <w:sz w:val="22"/>
+          <w:lang w:val="en-DE"/>
+        </w:rPr>
+        <w:t>Lemellari</w:t>
+      </w:r>
+      <w:proofErr w:type="spellEnd"/>
+      <w:r>
+        <w:rPr>
+          <w:rFonts w:ascii="Arial" w:hAnsi="Arial"/>
+          <w:b/>
+          <w:sz w:val="22"/>
+          <w:lang w:val="en-DE"/>
+        </w:rPr>
+        <w:t xml:space="preserve">, Matias Bali, </w:t>
+      </w:r>
+      <w:proofErr w:type="spellStart"/>
+      <w:r>
+        <w:rPr>
+          <w:rFonts w:ascii="Arial" w:hAnsi="Arial"/>
+          <w:b/>
+          <w:sz w:val="22"/>
+          <w:lang w:val="en-DE"/>
+        </w:rPr>
+        <w:t>Haidi</w:t>
+      </w:r>
+      <w:proofErr w:type="spellEnd"/>
+      <w:r>
+        <w:rPr>
+          <w:rFonts w:ascii="Arial" w:hAnsi="Arial"/>
+          <w:b/>
+          <w:sz w:val="22"/>
+          <w:lang w:val="en-DE"/>
+        </w:rPr>
+        <w:t xml:space="preserve"> Toto- </w:t>
+      </w:r>
+      <w:r>
+        <w:rPr>
+          <w:rFonts w:ascii="Arial" w:hAnsi="Arial"/>
+          <w:sz w:val="22"/>
+          <w:lang w:val="en-DE"/>
+        </w:rPr>
+        <w:t xml:space="preserve">Improving the use case tables and </w:t>
+      </w:r>
+      <w:proofErr w:type="spellStart"/>
+      <w:r>
+        <w:rPr>
+          <w:rFonts w:ascii="Arial" w:hAnsi="Arial"/>
+          <w:sz w:val="22"/>
+          <w:lang w:val="en-DE"/>
+        </w:rPr>
+        <w:t>acitivity</w:t>
+      </w:r>
+      <w:proofErr w:type="spellEnd"/>
+      <w:r>
+        <w:rPr>
+          <w:rFonts w:ascii="Arial" w:hAnsi="Arial"/>
+          <w:sz w:val="22"/>
+          <w:lang w:val="en-DE"/>
+        </w:rPr>
+        <w:t>/</w:t>
+      </w:r>
+      <w:proofErr w:type="spellStart"/>
+      <w:r>
+        <w:rPr>
+          <w:rFonts w:ascii="Arial" w:hAnsi="Arial"/>
+          <w:sz w:val="22"/>
+          <w:lang w:val="en-DE"/>
+        </w:rPr>
+        <w:t>swimlane</w:t>
+      </w:r>
+      <w:proofErr w:type="spellEnd"/>
+      <w:r>
+        <w:rPr>
+          <w:rFonts w:ascii="Arial" w:hAnsi="Arial"/>
+          <w:sz w:val="22"/>
+          <w:lang w:val="en-DE"/>
+        </w:rPr>
+        <w:t xml:space="preserve"> diagrams for the requirements that were assigned to them in the previous weeks.</w:t>
+      </w:r>
+    </w:p>
+    <w:p>
+      <w:pPr>
+        <w:rPr>
+          <w:rFonts w:ascii="Arial" w:hAnsi="Arial"/>
+          <w:sz w:val="22"/>
+          <w:lang w:val="en-DE"/>
+        </w:rPr>
+      </w:pPr>
+    </w:p>
+    <w:p>
+      <w:pPr>
+        <w:rPr>
+          <w:rFonts w:ascii="Arial" w:hAnsi="Arial"/>
+          <w:sz w:val="22"/>
+          <w:lang w:val="en-DE"/>
+        </w:rPr>
+      </w:pPr>
+      <w:r>
+        <w:rPr>
+          <w:rFonts w:ascii="Arial" w:hAnsi="Arial"/>
+          <w:b/>
+          <w:sz w:val="22"/>
+          <w:lang w:val="en-DE"/>
+        </w:rPr>
+        <w:t xml:space="preserve">Kevin </w:t>
+      </w:r>
+      <w:proofErr w:type="spellStart"/>
+      <w:r>
+        <w:rPr>
+          <w:rFonts w:ascii="Arial" w:hAnsi="Arial"/>
+          <w:b/>
+          <w:sz w:val="22"/>
+          <w:lang w:val="en-DE"/>
+        </w:rPr>
+        <w:t>Muho</w:t>
+      </w:r>
+      <w:proofErr w:type="spellEnd"/>
+      <w:r>
+        <w:rPr>
+          <w:rFonts w:ascii="Arial" w:hAnsi="Arial"/>
+          <w:b/>
+          <w:sz w:val="22"/>
+          <w:lang w:val="en-DE"/>
+        </w:rPr>
+        <w:t xml:space="preserve">- </w:t>
+      </w:r>
+      <w:r>
+        <w:rPr>
+          <w:rFonts w:ascii="Arial" w:hAnsi="Arial"/>
+          <w:sz w:val="22"/>
+          <w:lang w:val="en-DE"/>
+        </w:rPr>
+        <w:t>Improving the use case diagram</w:t>
+      </w:r>
+      <w:r>
+        <w:rPr>
+          <w:rFonts w:ascii="Arial" w:hAnsi="Arial"/>
+          <w:sz w:val="22"/>
+          <w:lang w:val="en-DE"/>
+        </w:rPr>
+        <w:t>, designing the ERD</w:t>
+      </w:r>
+      <w:r>
+        <w:rPr>
+          <w:rFonts w:ascii="Arial" w:hAnsi="Arial"/>
+          <w:sz w:val="22"/>
+          <w:lang w:val="en-DE"/>
+        </w:rPr>
+        <w:t>.</w:t>
+      </w:r>
+    </w:p>
+    <w:p>
+      <w:pPr>
+        <w:rPr>
+          <w:rFonts w:ascii="Arial" w:hAnsi="Arial"/>
+          <w:sz w:val="22"/>
+          <w:lang w:val="en-DE"/>
+        </w:rPr>
+      </w:pPr>
+    </w:p>
+    <w:p>
+      <w:pPr>
+        <w:rPr>
+          <w:rFonts w:ascii="Arial" w:hAnsi="Arial"/>
+          <w:sz w:val="22"/>
+          <w:lang w:val="en-DE"/>
+        </w:rPr>
+      </w:pPr>
+      <w:r>
+        <w:rPr>
+          <w:rFonts w:ascii="Arial" w:hAnsi="Arial"/>
+          <w:b/>
+          <w:sz w:val="22"/>
+          <w:lang w:val="en-DE"/>
+        </w:rPr>
+        <w:t xml:space="preserve">Anisa </w:t>
+      </w:r>
+      <w:proofErr w:type="spellStart"/>
+      <w:r>
+        <w:rPr>
+          <w:rFonts w:ascii="Arial" w:hAnsi="Arial"/>
+          <w:b/>
+          <w:sz w:val="22"/>
+          <w:lang w:val="en-DE"/>
+        </w:rPr>
+        <w:t>Domi</w:t>
+      </w:r>
+      <w:proofErr w:type="spellEnd"/>
+      <w:r>
+        <w:rPr>
+          <w:rFonts w:ascii="Arial" w:hAnsi="Arial"/>
+          <w:b/>
+          <w:sz w:val="22"/>
+          <w:lang w:val="en-DE"/>
+        </w:rPr>
+        <w:t xml:space="preserve">- </w:t>
+      </w:r>
+      <w:r>
+        <w:rPr>
+          <w:rFonts w:ascii="Arial" w:hAnsi="Arial"/>
+          <w:sz w:val="22"/>
+          <w:lang w:val="en-DE"/>
+        </w:rPr>
+        <w:t>Creating</w:t>
+      </w:r>
       <w:bookmarkStart w:id="0" w:name="_GoBack"/>
       <w:bookmarkEnd w:id="0"/>
-    </w:p>
-    <w:p>
-      <w:pPr>
-        <w:rPr>
-          <w:rFonts w:ascii="Arial" w:hAnsi="Arial"/>
-          <w:b/>
-          <w:sz w:val="22"/>
-          <w:u w:val="single"/>
-        </w:rPr>
-      </w:pPr>
-      <w:r>
-        <w:rPr>
-          <w:rFonts w:ascii="Arial" w:hAnsi="Arial"/>
-          <w:b/>
-          <w:sz w:val="22"/>
-          <w:u w:val="single"/>
-        </w:rPr>
-        <w:lastRenderedPageBreak/>
-        <w:t>Tasks Assigned:</w:t>
-      </w:r>
-    </w:p>
-    <w:p>
-      <w:pPr>
-        <w:rPr>
-          <w:rFonts w:ascii="Arial" w:hAnsi="Arial"/>
-          <w:b/>
-          <w:sz w:val="22"/>
-          <w:u w:val="single"/>
-        </w:rPr>
-      </w:pPr>
-    </w:p>
-    <w:p>
-      <w:pPr>
-        <w:rPr>
-          <w:rFonts w:ascii="Arial" w:hAnsi="Arial"/>
-          <w:sz w:val="22"/>
-          <w:lang w:val="en-DE"/>
-        </w:rPr>
-      </w:pPr>
-      <w:r>
-        <w:rPr>
-          <w:rFonts w:ascii="Arial" w:hAnsi="Arial"/>
-          <w:b/>
-          <w:sz w:val="22"/>
-          <w:lang w:val="en-DE"/>
-        </w:rPr>
-        <w:t xml:space="preserve">Kevin </w:t>
-      </w:r>
-      <w:proofErr w:type="spellStart"/>
-      <w:r>
-        <w:rPr>
-          <w:rFonts w:ascii="Arial" w:hAnsi="Arial"/>
-          <w:b/>
-          <w:sz w:val="22"/>
-          <w:lang w:val="en-DE"/>
-        </w:rPr>
-        <w:t>Muho</w:t>
-      </w:r>
-      <w:proofErr w:type="spellEnd"/>
-      <w:r>
-        <w:rPr>
-          <w:rFonts w:ascii="Arial" w:hAnsi="Arial"/>
-          <w:b/>
-          <w:sz w:val="22"/>
-          <w:lang w:val="en-DE"/>
-        </w:rPr>
-        <w:t xml:space="preserve">, Anisa </w:t>
-      </w:r>
-      <w:proofErr w:type="spellStart"/>
-      <w:r>
-        <w:rPr>
-          <w:rFonts w:ascii="Arial" w:hAnsi="Arial"/>
-          <w:b/>
-          <w:sz w:val="22"/>
-          <w:lang w:val="en-DE"/>
-        </w:rPr>
-        <w:t>Domi</w:t>
-      </w:r>
-      <w:proofErr w:type="spellEnd"/>
-      <w:r>
-        <w:rPr>
-          <w:rFonts w:ascii="Arial" w:hAnsi="Arial"/>
-          <w:b/>
-          <w:sz w:val="22"/>
-          <w:lang w:val="en-DE"/>
-        </w:rPr>
-        <w:t xml:space="preserve">, </w:t>
-      </w:r>
-      <w:proofErr w:type="spellStart"/>
-      <w:r>
-        <w:rPr>
-          <w:rFonts w:ascii="Arial" w:hAnsi="Arial"/>
-          <w:b/>
-          <w:sz w:val="22"/>
-          <w:lang w:val="en-DE"/>
-        </w:rPr>
-        <w:t>Desard</w:t>
-      </w:r>
-      <w:proofErr w:type="spellEnd"/>
-      <w:r>
-        <w:rPr>
-          <w:rFonts w:ascii="Arial" w:hAnsi="Arial"/>
-          <w:b/>
-          <w:sz w:val="22"/>
-          <w:lang w:val="en-DE"/>
-        </w:rPr>
-        <w:t xml:space="preserve"> </w:t>
-      </w:r>
-      <w:proofErr w:type="spellStart"/>
-      <w:proofErr w:type="gramStart"/>
-      <w:r>
-        <w:rPr>
-          <w:rFonts w:ascii="Arial" w:hAnsi="Arial"/>
-          <w:b/>
-          <w:sz w:val="22"/>
-          <w:lang w:val="en-DE"/>
-        </w:rPr>
-        <w:t>Lybeshari,Ledio</w:t>
-      </w:r>
-      <w:proofErr w:type="spellEnd"/>
-      <w:proofErr w:type="gramEnd"/>
-      <w:r>
-        <w:rPr>
-          <w:rFonts w:ascii="Arial" w:hAnsi="Arial"/>
-          <w:b/>
-          <w:sz w:val="22"/>
-          <w:lang w:val="en-DE"/>
-        </w:rPr>
-        <w:t xml:space="preserve"> </w:t>
-      </w:r>
-      <w:proofErr w:type="spellStart"/>
-      <w:r>
-        <w:rPr>
-          <w:rFonts w:ascii="Arial" w:hAnsi="Arial"/>
-          <w:b/>
-          <w:sz w:val="22"/>
-          <w:lang w:val="en-DE"/>
-        </w:rPr>
-        <w:t>Tafciu</w:t>
-      </w:r>
-      <w:proofErr w:type="spellEnd"/>
-      <w:r>
-        <w:rPr>
-          <w:rFonts w:ascii="Arial" w:hAnsi="Arial"/>
-          <w:b/>
-          <w:sz w:val="22"/>
-          <w:lang w:val="en-DE"/>
-        </w:rPr>
-        <w:t xml:space="preserve">, </w:t>
-      </w:r>
-      <w:proofErr w:type="spellStart"/>
-      <w:r>
-        <w:rPr>
-          <w:rFonts w:ascii="Arial" w:hAnsi="Arial"/>
-          <w:b/>
-          <w:sz w:val="22"/>
-          <w:lang w:val="en-DE"/>
-        </w:rPr>
-        <w:t>Ornelt</w:t>
-      </w:r>
-      <w:proofErr w:type="spellEnd"/>
-      <w:r>
-        <w:rPr>
-          <w:rFonts w:ascii="Arial" w:hAnsi="Arial"/>
-          <w:b/>
-          <w:sz w:val="22"/>
-          <w:lang w:val="en-DE"/>
-        </w:rPr>
-        <w:t xml:space="preserve"> </w:t>
-      </w:r>
-      <w:proofErr w:type="spellStart"/>
-      <w:r>
-        <w:rPr>
-          <w:rFonts w:ascii="Arial" w:hAnsi="Arial"/>
-          <w:b/>
-          <w:sz w:val="22"/>
-          <w:lang w:val="en-DE"/>
-        </w:rPr>
-        <w:t>Lemellari</w:t>
-      </w:r>
-      <w:proofErr w:type="spellEnd"/>
-      <w:r>
-        <w:rPr>
-          <w:rFonts w:ascii="Arial" w:hAnsi="Arial"/>
-          <w:b/>
-          <w:sz w:val="22"/>
-          <w:lang w:val="en-DE"/>
-        </w:rPr>
-        <w:t xml:space="preserve">, Matias Bali, </w:t>
-      </w:r>
-      <w:proofErr w:type="spellStart"/>
-      <w:r>
-        <w:rPr>
-          <w:rFonts w:ascii="Arial" w:hAnsi="Arial"/>
-          <w:b/>
-          <w:sz w:val="22"/>
-          <w:lang w:val="en-DE"/>
-        </w:rPr>
-        <w:t>Haidi</w:t>
-      </w:r>
-      <w:proofErr w:type="spellEnd"/>
-      <w:r>
-        <w:rPr>
-          <w:rFonts w:ascii="Arial" w:hAnsi="Arial"/>
-          <w:b/>
-          <w:sz w:val="22"/>
-          <w:lang w:val="en-DE"/>
-        </w:rPr>
-        <w:t xml:space="preserve"> Toto- </w:t>
-      </w:r>
-      <w:r>
-        <w:rPr>
-          <w:rFonts w:ascii="Arial" w:hAnsi="Arial"/>
-          <w:sz w:val="22"/>
-          <w:lang w:val="en-DE"/>
-        </w:rPr>
-        <w:t xml:space="preserve">Improving the use case tables and </w:t>
-      </w:r>
-      <w:proofErr w:type="spellStart"/>
-      <w:r>
-        <w:rPr>
-          <w:rFonts w:ascii="Arial" w:hAnsi="Arial"/>
-          <w:sz w:val="22"/>
-          <w:lang w:val="en-DE"/>
-        </w:rPr>
-        <w:t>acitivity</w:t>
-      </w:r>
-      <w:proofErr w:type="spellEnd"/>
-      <w:r>
-        <w:rPr>
-          <w:rFonts w:ascii="Arial" w:hAnsi="Arial"/>
-          <w:sz w:val="22"/>
-          <w:lang w:val="en-DE"/>
-        </w:rPr>
-        <w:t>/</w:t>
-      </w:r>
-      <w:proofErr w:type="spellStart"/>
-      <w:r>
-        <w:rPr>
-          <w:rFonts w:ascii="Arial" w:hAnsi="Arial"/>
-          <w:sz w:val="22"/>
-          <w:lang w:val="en-DE"/>
-        </w:rPr>
-        <w:t>swimlane</w:t>
-      </w:r>
-      <w:proofErr w:type="spellEnd"/>
-      <w:r>
-        <w:rPr>
-          <w:rFonts w:ascii="Arial" w:hAnsi="Arial"/>
-          <w:sz w:val="22"/>
-          <w:lang w:val="en-DE"/>
-        </w:rPr>
-        <w:t xml:space="preserve"> diagrams for the requirements that were assigned to them in the previous weeks.</w:t>
-      </w:r>
-    </w:p>
-    <w:p>
-      <w:pPr>
-        <w:rPr>
-          <w:rFonts w:ascii="Arial" w:hAnsi="Arial"/>
-          <w:sz w:val="22"/>
-          <w:lang w:val="en-DE"/>
-        </w:rPr>
-      </w:pPr>
-    </w:p>
-    <w:p>
-      <w:pPr>
-        <w:rPr>
-          <w:rFonts w:ascii="Arial" w:hAnsi="Arial"/>
-          <w:sz w:val="22"/>
-          <w:lang w:val="en-DE"/>
-        </w:rPr>
-      </w:pPr>
-      <w:r>
-        <w:rPr>
-          <w:rFonts w:ascii="Arial" w:hAnsi="Arial"/>
-          <w:b/>
-          <w:sz w:val="22"/>
-          <w:lang w:val="en-DE"/>
-        </w:rPr>
-        <w:t xml:space="preserve">Kevin </w:t>
-      </w:r>
-      <w:proofErr w:type="spellStart"/>
-      <w:r>
-        <w:rPr>
-          <w:rFonts w:ascii="Arial" w:hAnsi="Arial"/>
-          <w:b/>
-          <w:sz w:val="22"/>
-          <w:lang w:val="en-DE"/>
-        </w:rPr>
-        <w:t>Muho</w:t>
-      </w:r>
-      <w:proofErr w:type="spellEnd"/>
-      <w:r>
-        <w:rPr>
-          <w:rFonts w:ascii="Arial" w:hAnsi="Arial"/>
-          <w:b/>
-          <w:sz w:val="22"/>
-          <w:lang w:val="en-DE"/>
-        </w:rPr>
-        <w:t xml:space="preserve">- </w:t>
-      </w:r>
-      <w:r>
-        <w:rPr>
-          <w:rFonts w:ascii="Arial" w:hAnsi="Arial"/>
-          <w:sz w:val="22"/>
-          <w:lang w:val="en-DE"/>
-        </w:rPr>
-        <w:t>Improving the use case diagram</w:t>
-      </w:r>
-      <w:r>
-        <w:rPr>
-          <w:rFonts w:ascii="Arial" w:hAnsi="Arial"/>
-          <w:sz w:val="22"/>
-          <w:lang w:val="en-DE"/>
-        </w:rPr>
-        <w:t>, designing the ERD</w:t>
-      </w:r>
-      <w:r>
-        <w:rPr>
-          <w:rFonts w:ascii="Arial" w:hAnsi="Arial"/>
-          <w:sz w:val="22"/>
-          <w:lang w:val="en-DE"/>
-        </w:rPr>
-        <w:t>.</w:t>
-      </w:r>
-    </w:p>
-    <w:p>
-      <w:pPr>
-        <w:rPr>
-          <w:rFonts w:ascii="Arial" w:hAnsi="Arial"/>
-          <w:sz w:val="22"/>
-          <w:lang w:val="en-DE"/>
-        </w:rPr>
-      </w:pPr>
-    </w:p>
-    <w:p>
-      <w:pPr>
-        <w:rPr>
-          <w:rFonts w:ascii="Arial" w:hAnsi="Arial"/>
-          <w:sz w:val="22"/>
-          <w:lang w:val="en-DE"/>
-        </w:rPr>
-      </w:pPr>
-      <w:r>
-        <w:rPr>
-          <w:rFonts w:ascii="Arial" w:hAnsi="Arial"/>
-          <w:b/>
-          <w:sz w:val="22"/>
-          <w:lang w:val="en-DE"/>
-        </w:rPr>
-        <w:t xml:space="preserve">Anisa </w:t>
-      </w:r>
-      <w:proofErr w:type="spellStart"/>
-      <w:r>
-        <w:rPr>
-          <w:rFonts w:ascii="Arial" w:hAnsi="Arial"/>
-          <w:b/>
-          <w:sz w:val="22"/>
-          <w:lang w:val="en-DE"/>
-        </w:rPr>
-        <w:t>Domi</w:t>
-      </w:r>
-      <w:proofErr w:type="spellEnd"/>
-      <w:r>
-        <w:rPr>
-          <w:rFonts w:ascii="Arial" w:hAnsi="Arial"/>
-          <w:b/>
-          <w:sz w:val="22"/>
-          <w:lang w:val="en-DE"/>
-        </w:rPr>
-        <w:t xml:space="preserve">- </w:t>
-      </w:r>
-      <w:r>
-        <w:rPr>
-          <w:rFonts w:ascii="Arial" w:hAnsi="Arial"/>
-          <w:sz w:val="22"/>
-          <w:lang w:val="en-DE"/>
-        </w:rPr>
-        <w:t>Creating the 1 state diagram for each actor</w:t>
+      <w:r>
+        <w:rPr>
+          <w:rFonts w:ascii="Arial" w:hAnsi="Arial"/>
+          <w:sz w:val="22"/>
+          <w:lang w:val="en-DE"/>
+        </w:rPr>
+        <w:t xml:space="preserve"> 1 state diagram for each actor</w:t>
       </w:r>
       <w:r>
         <w:rPr>

--- a/Meeting Reports/Meeting report- Week 5.docx
+++ b/Meeting Reports/Meeting report- Week 5.docx
@@ -1558,14 +1558,16 @@
         <w:rPr>
           <w:rFonts w:ascii="Arial" w:hAnsi="Arial"/>
           <w:sz w:val="22"/>
-          <w:lang w:val="en-DE"/>
-        </w:rPr>
-      </w:pPr>
-      <w:r>
-        <w:rPr>
-          <w:rFonts w:ascii="Arial" w:hAnsi="Arial"/>
-          <w:b/>
-          <w:sz w:val="22"/>
+          <w:szCs w:val="22"/>
+          <w:lang w:val="en-DE"/>
+        </w:rPr>
+      </w:pPr>
+      <w:r>
+        <w:rPr>
+          <w:rFonts w:ascii="Arial" w:hAnsi="Arial"/>
+          <w:b/>
+          <w:sz w:val="22"/>
+          <w:szCs w:val="22"/>
           <w:lang w:val="en-DE"/>
         </w:rPr>
         <w:t xml:space="preserve">Anisa </w:t>
@@ -1576,6 +1578,7 @@
           <w:rFonts w:ascii="Arial" w:hAnsi="Arial"/>
           <w:b/>
           <w:sz w:val="22"/>
+          <w:szCs w:val="22"/>
           <w:lang w:val="en-DE"/>
         </w:rPr>
         <w:t>Domi</w:t>
@@ -1586,6 +1589,7 @@
           <w:rFonts w:ascii="Arial" w:hAnsi="Arial"/>
           <w:b/>
           <w:sz w:val="22"/>
+          <w:szCs w:val="22"/>
           <w:lang w:val="en-DE"/>
         </w:rPr>
         <w:t xml:space="preserve">- </w:t>
@@ -1594,36 +1598,344 @@
         <w:rPr>
           <w:rFonts w:ascii="Arial" w:hAnsi="Arial"/>
           <w:sz w:val="22"/>
-          <w:lang w:val="en-DE"/>
-        </w:rPr>
-        <w:t>Creating</w:t>
-      </w:r>
+          <w:szCs w:val="22"/>
+          <w:lang w:val="en-DE"/>
+        </w:rPr>
+        <w:t>Creating state diagram for tenant.</w:t>
+      </w:r>
+    </w:p>
+    <w:p>
+      <w:pPr>
+        <w:rPr>
+          <w:rFonts w:ascii="Arial" w:hAnsi="Arial"/>
+          <w:sz w:val="22"/>
+          <w:szCs w:val="22"/>
+          <w:lang w:val="en-DE"/>
+        </w:rPr>
+      </w:pPr>
+      <w:proofErr w:type="spellStart"/>
+      <w:r>
+        <w:rPr>
+          <w:rFonts w:ascii="Arial" w:hAnsi="Arial"/>
+          <w:b/>
+          <w:sz w:val="22"/>
+          <w:szCs w:val="22"/>
+          <w:lang w:val="en-DE"/>
+        </w:rPr>
+        <w:t>Haidi</w:t>
+      </w:r>
+      <w:proofErr w:type="spellEnd"/>
+      <w:r>
+        <w:rPr>
+          <w:rFonts w:ascii="Arial" w:hAnsi="Arial"/>
+          <w:b/>
+          <w:sz w:val="22"/>
+          <w:szCs w:val="22"/>
+          <w:lang w:val="en-DE"/>
+        </w:rPr>
+        <w:t xml:space="preserve"> Toto- </w:t>
+      </w:r>
+      <w:r>
+        <w:rPr>
+          <w:rFonts w:ascii="Arial" w:hAnsi="Arial"/>
+          <w:sz w:val="22"/>
+          <w:szCs w:val="22"/>
+          <w:lang w:val="en-DE"/>
+        </w:rPr>
+        <w:t>Creating state diagram for</w:t>
+      </w:r>
+      <w:r>
+        <w:rPr>
+          <w:rFonts w:ascii="Arial" w:hAnsi="Arial"/>
+          <w:sz w:val="22"/>
+          <w:szCs w:val="22"/>
+          <w:lang w:val="en-DE"/>
+        </w:rPr>
+        <w:t xml:space="preserve"> property owner.</w:t>
+      </w:r>
+    </w:p>
+    <w:p>
+      <w:pPr>
+        <w:rPr>
+          <w:rFonts w:ascii="Arial" w:hAnsi="Arial"/>
+          <w:sz w:val="22"/>
+          <w:szCs w:val="22"/>
+          <w:lang w:val="en-DE"/>
+        </w:rPr>
+      </w:pPr>
+      <w:r>
+        <w:rPr>
+          <w:rFonts w:ascii="Arial" w:hAnsi="Arial"/>
+          <w:b/>
+          <w:sz w:val="22"/>
+          <w:szCs w:val="22"/>
+          <w:lang w:val="en-DE"/>
+        </w:rPr>
+        <w:t>Matias Bali-</w:t>
+      </w:r>
+      <w:r>
+        <w:rPr>
+          <w:rFonts w:ascii="Arial" w:hAnsi="Arial"/>
+          <w:sz w:val="22"/>
+          <w:szCs w:val="22"/>
+          <w:lang w:val="en-DE"/>
+        </w:rPr>
+        <w:t>Creating state diagram for</w:t>
+      </w:r>
+      <w:r>
+        <w:rPr>
+          <w:rFonts w:ascii="Arial" w:hAnsi="Arial"/>
+          <w:sz w:val="22"/>
+          <w:szCs w:val="22"/>
+          <w:lang w:val="en-DE"/>
+        </w:rPr>
+        <w:t xml:space="preserve"> manager.</w:t>
+      </w:r>
+    </w:p>
+    <w:p>
+      <w:pPr>
+        <w:rPr>
+          <w:rFonts w:ascii="Arial" w:hAnsi="Arial"/>
+          <w:sz w:val="22"/>
+          <w:szCs w:val="22"/>
+          <w:lang w:val="en-DE"/>
+        </w:rPr>
+      </w:pPr>
+      <w:proofErr w:type="spellStart"/>
+      <w:r>
+        <w:rPr>
+          <w:rFonts w:ascii="Arial" w:hAnsi="Arial" w:cs="Arial"/>
+          <w:b/>
+          <w:sz w:val="22"/>
+          <w:szCs w:val="22"/>
+          <w:lang w:val="en-DE"/>
+        </w:rPr>
+        <w:t>Ornelt</w:t>
+      </w:r>
+      <w:proofErr w:type="spellEnd"/>
+      <w:r>
+        <w:rPr>
+          <w:rFonts w:ascii="Arial" w:hAnsi="Arial" w:cs="Arial"/>
+          <w:b/>
+          <w:sz w:val="22"/>
+          <w:szCs w:val="22"/>
+          <w:lang w:val="en-DE"/>
+        </w:rPr>
+        <w:t xml:space="preserve"> </w:t>
+      </w:r>
+      <w:proofErr w:type="spellStart"/>
+      <w:r>
+        <w:rPr>
+          <w:rFonts w:ascii="Arial" w:hAnsi="Arial" w:cs="Arial"/>
+          <w:b/>
+          <w:sz w:val="22"/>
+          <w:szCs w:val="22"/>
+          <w:lang w:val="en-DE"/>
+        </w:rPr>
+        <w:t>Lemellari</w:t>
+      </w:r>
+      <w:proofErr w:type="spellEnd"/>
+      <w:r>
+        <w:rPr>
+          <w:rFonts w:ascii="Arial" w:hAnsi="Arial" w:cs="Arial"/>
+          <w:b/>
+          <w:sz w:val="22"/>
+          <w:szCs w:val="22"/>
+          <w:lang w:val="en-DE"/>
+        </w:rPr>
+        <w:t>-</w:t>
+      </w:r>
+      <w:r>
+        <w:rPr>
+          <w:b/>
+          <w:sz w:val="22"/>
+          <w:szCs w:val="22"/>
+          <w:lang w:val="en-DE"/>
+        </w:rPr>
+        <w:t xml:space="preserve"> </w:t>
+      </w:r>
+      <w:r>
+        <w:rPr>
+          <w:rFonts w:ascii="Arial" w:hAnsi="Arial"/>
+          <w:sz w:val="22"/>
+          <w:szCs w:val="22"/>
+          <w:lang w:val="en-DE"/>
+        </w:rPr>
+        <w:t>Creating state diagram for</w:t>
+      </w:r>
+      <w:r>
+        <w:rPr>
+          <w:rFonts w:ascii="Arial" w:hAnsi="Arial"/>
+          <w:sz w:val="22"/>
+          <w:szCs w:val="22"/>
+          <w:lang w:val="en-DE"/>
+        </w:rPr>
+        <w:t xml:space="preserve"> financier.</w:t>
+      </w:r>
+    </w:p>
+    <w:p>
+      <w:pPr>
+        <w:rPr>
+          <w:rFonts w:ascii="Arial" w:hAnsi="Arial"/>
+          <w:sz w:val="22"/>
+          <w:szCs w:val="22"/>
+          <w:lang w:val="en-DE"/>
+        </w:rPr>
+      </w:pPr>
+      <w:proofErr w:type="spellStart"/>
+      <w:r>
+        <w:rPr>
+          <w:rFonts w:ascii="Arial" w:hAnsi="Arial" w:cs="Arial"/>
+          <w:b/>
+          <w:sz w:val="22"/>
+          <w:szCs w:val="22"/>
+          <w:lang w:val="en-DE"/>
+        </w:rPr>
+        <w:t>Ledio</w:t>
+      </w:r>
+      <w:proofErr w:type="spellEnd"/>
+      <w:r>
+        <w:rPr>
+          <w:rFonts w:ascii="Arial" w:hAnsi="Arial" w:cs="Arial"/>
+          <w:b/>
+          <w:sz w:val="22"/>
+          <w:szCs w:val="22"/>
+          <w:lang w:val="en-DE"/>
+        </w:rPr>
+        <w:t xml:space="preserve"> </w:t>
+      </w:r>
+      <w:proofErr w:type="spellStart"/>
+      <w:r>
+        <w:rPr>
+          <w:rFonts w:ascii="Arial" w:hAnsi="Arial" w:cs="Arial"/>
+          <w:b/>
+          <w:sz w:val="22"/>
+          <w:szCs w:val="22"/>
+          <w:lang w:val="en-DE"/>
+        </w:rPr>
+        <w:t>Tafciu</w:t>
+      </w:r>
+      <w:proofErr w:type="spellEnd"/>
+      <w:r>
+        <w:rPr>
+          <w:rFonts w:ascii="Arial" w:hAnsi="Arial" w:cs="Arial"/>
+          <w:b/>
+          <w:sz w:val="22"/>
+          <w:szCs w:val="22"/>
+          <w:lang w:val="en-DE"/>
+        </w:rPr>
+        <w:t>-</w:t>
+      </w:r>
+      <w:r>
+        <w:rPr>
+          <w:b/>
+          <w:sz w:val="22"/>
+          <w:szCs w:val="22"/>
+          <w:lang w:val="en-DE"/>
+        </w:rPr>
+        <w:t xml:space="preserve"> </w:t>
+      </w:r>
+      <w:r>
+        <w:rPr>
+          <w:rFonts w:ascii="Arial" w:hAnsi="Arial"/>
+          <w:sz w:val="22"/>
+          <w:szCs w:val="22"/>
+          <w:lang w:val="en-DE"/>
+        </w:rPr>
+        <w:t>Creating state diagram for</w:t>
+      </w:r>
+      <w:r>
+        <w:rPr>
+          <w:rFonts w:ascii="Arial" w:hAnsi="Arial"/>
+          <w:sz w:val="22"/>
+          <w:szCs w:val="22"/>
+          <w:lang w:val="en-DE"/>
+        </w:rPr>
+        <w:t xml:space="preserve"> administrator.</w:t>
+      </w:r>
+    </w:p>
+    <w:p>
+      <w:pPr>
+        <w:rPr>
+          <w:rFonts w:ascii="Arial" w:hAnsi="Arial"/>
+          <w:sz w:val="22"/>
+          <w:szCs w:val="22"/>
+          <w:lang w:val="en-DE"/>
+        </w:rPr>
+      </w:pPr>
+      <w:proofErr w:type="spellStart"/>
+      <w:r>
+        <w:rPr>
+          <w:rFonts w:ascii="Arial" w:hAnsi="Arial" w:cs="Arial"/>
+          <w:b/>
+          <w:sz w:val="22"/>
+          <w:szCs w:val="22"/>
+          <w:lang w:val="en-DE"/>
+        </w:rPr>
+        <w:t>Desard</w:t>
+      </w:r>
+      <w:proofErr w:type="spellEnd"/>
+      <w:r>
+        <w:rPr>
+          <w:rFonts w:ascii="Arial" w:hAnsi="Arial" w:cs="Arial"/>
+          <w:b/>
+          <w:sz w:val="22"/>
+          <w:szCs w:val="22"/>
+          <w:lang w:val="en-DE"/>
+        </w:rPr>
+        <w:t xml:space="preserve"> </w:t>
+      </w:r>
+      <w:proofErr w:type="spellStart"/>
+      <w:r>
+        <w:rPr>
+          <w:rFonts w:ascii="Arial" w:hAnsi="Arial" w:cs="Arial"/>
+          <w:b/>
+          <w:sz w:val="22"/>
+          <w:szCs w:val="22"/>
+          <w:lang w:val="en-DE"/>
+        </w:rPr>
+        <w:t>Lybeshari</w:t>
+      </w:r>
+      <w:proofErr w:type="spellEnd"/>
+      <w:r>
+        <w:rPr>
+          <w:b/>
+          <w:sz w:val="22"/>
+          <w:szCs w:val="22"/>
+          <w:lang w:val="en-DE"/>
+        </w:rPr>
+        <w:t xml:space="preserve">- </w:t>
+      </w:r>
+      <w:r>
+        <w:rPr>
+          <w:rFonts w:ascii="Arial" w:hAnsi="Arial"/>
+          <w:sz w:val="22"/>
+          <w:szCs w:val="22"/>
+          <w:lang w:val="en-DE"/>
+        </w:rPr>
+        <w:t>Creating state diagram for</w:t>
+      </w:r>
+      <w:r>
+        <w:rPr>
+          <w:rFonts w:ascii="Arial" w:hAnsi="Arial"/>
+          <w:sz w:val="22"/>
+          <w:szCs w:val="22"/>
+          <w:lang w:val="en-DE"/>
+        </w:rPr>
+        <w:t xml:space="preserve"> HR.</w:t>
+      </w:r>
+    </w:p>
+    <w:p>
+      <w:pPr>
+        <w:rPr>
+          <w:rFonts w:ascii="Arial" w:hAnsi="Arial"/>
+          <w:sz w:val="22"/>
+          <w:szCs w:val="22"/>
+          <w:lang w:val="en-DE"/>
+        </w:rPr>
+      </w:pPr>
       <w:bookmarkStart w:id="0" w:name="_GoBack"/>
       <w:bookmarkEnd w:id="0"/>
-      <w:r>
-        <w:rPr>
-          <w:rFonts w:ascii="Arial" w:hAnsi="Arial"/>
-          <w:sz w:val="22"/>
-          <w:lang w:val="en-DE"/>
-        </w:rPr>
-        <w:t xml:space="preserve"> 1 state diagram for each actor</w:t>
-      </w:r>
-      <w:r>
-        <w:rPr>
-          <w:rFonts w:ascii="Arial" w:hAnsi="Arial"/>
-          <w:sz w:val="22"/>
-          <w:lang w:val="en-DE"/>
-        </w:rPr>
-        <w:t xml:space="preserve"> (user role)</w:t>
-      </w:r>
-      <w:r>
-        <w:rPr>
-          <w:rFonts w:ascii="Arial" w:hAnsi="Arial"/>
-          <w:sz w:val="22"/>
-          <w:lang w:val="en-DE"/>
-        </w:rPr>
-        <w:t>.</w:t>
-      </w:r>
     </w:p>
     <w:p>
       <w:pPr>
@@ -2366,7 +2678,6 @@
   <w:style w:type="character" w:default="1" w:styleId="DefaultParagraphFont">
     <w:name w:val="Default Paragraph Font"/>
     <w:uiPriority w:val="1"/>
-    <w:semiHidden/>
     <w:unhideWhenUsed/>
   </w:style>
   <w:style w:type="table" w:default="1" w:styleId="TableNormal">

--- a/Meeting Reports/Meeting report- Week 5.docx
+++ b/Meeting Reports/Meeting report- Week 5.docx
@@ -539,8 +539,9 @@
           <w:rFonts w:ascii="Arial" w:hAnsi="Arial"/>
           <w:b/>
           <w:sz w:val="22"/>
-        </w:rPr>
-        <w:tab/>
+          <w:lang w:val="en-DE"/>
+        </w:rPr>
+        <w:t xml:space="preserve">    </w:t>
       </w:r>
       <w:proofErr w:type="gramStart"/>
       <w:r>
@@ -885,6 +886,14 @@
         </w:rPr>
         <w:t>Entity Relationship Diagram (ERD)</w:t>
       </w:r>
+      <w:r>
+        <w:rPr>
+          <w:rFonts w:ascii="Arial" w:hAnsi="Arial"/>
+          <w:sz w:val="22"/>
+          <w:lang w:val="en-DE"/>
+        </w:rPr>
+        <w:t>.</w:t>
+      </w:r>
     </w:p>
     <w:p>
       <w:pPr>
@@ -920,6 +929,14 @@
         </w:rPr>
         <w:t>Activity/Swimlane Diagram Improvement</w:t>
       </w:r>
+      <w:r>
+        <w:rPr>
+          <w:rFonts w:ascii="Arial" w:hAnsi="Arial"/>
+          <w:sz w:val="22"/>
+          <w:lang w:val="en-DE"/>
+        </w:rPr>
+        <w:t>.</w:t>
+      </w:r>
     </w:p>
     <w:p>
       <w:pPr>
@@ -989,6 +1006,14 @@
           <w:lang w:val="en-DE"/>
         </w:rPr>
         <w:t>Use case diagram</w:t>
+      </w:r>
+      <w:r>
+        <w:rPr>
+          <w:rFonts w:ascii="Arial" w:hAnsi="Arial"/>
+          <w:sz w:val="22"/>
+          <w:lang w:val="en-DE"/>
+        </w:rPr>
+        <w:t>.</w:t>
       </w:r>
     </w:p>
     <w:p>
@@ -1128,6 +1153,14 @@
         </w:rPr>
         <w:t xml:space="preserve"> will also create state diagram for each user role and the ERD for the whole system</w:t>
       </w:r>
+      <w:r>
+        <w:rPr>
+          <w:rFonts w:ascii="Arial" w:hAnsi="Arial"/>
+          <w:sz w:val="22"/>
+          <w:lang w:val="en-DE"/>
+        </w:rPr>
+        <w:t>.</w:t>
+      </w:r>
     </w:p>
     <w:p>
       <w:pPr>
@@ -1642,16 +1675,7 @@
           <w:szCs w:val="22"/>
           <w:lang w:val="en-DE"/>
         </w:rPr>
-        <w:t>Creating state diagram for</w:t>
-      </w:r>
-      <w:r>
-        <w:rPr>
-          <w:rFonts w:ascii="Arial" w:hAnsi="Arial"/>
-          <w:sz w:val="22"/>
-          <w:szCs w:val="22"/>
-          <w:lang w:val="en-DE"/>
-        </w:rPr>
-        <w:t xml:space="preserve"> property owner.</w:t>
+        <w:t>Creating state diagram for property owner.</w:t>
       </w:r>
     </w:p>
     <w:p>
@@ -1680,16 +1704,7 @@
           <w:szCs w:val="22"/>
           <w:lang w:val="en-DE"/>
         </w:rPr>
-        <w:t>Creating state diagram for</w:t>
-      </w:r>
-      <w:r>
-        <w:rPr>
-          <w:rFonts w:ascii="Arial" w:hAnsi="Arial"/>
-          <w:sz w:val="22"/>
-          <w:szCs w:val="22"/>
-          <w:lang w:val="en-DE"/>
-        </w:rPr>
-        <w:t xml:space="preserve"> manager.</w:t>
+        <w:t>Creating state diagram for manager.</w:t>
       </w:r>
     </w:p>
     <w:p>
@@ -1761,16 +1776,7 @@
           <w:szCs w:val="22"/>
           <w:lang w:val="en-DE"/>
         </w:rPr>
-        <w:t>Creating state diagram for</w:t>
-      </w:r>
-      <w:r>
-        <w:rPr>
-          <w:rFonts w:ascii="Arial" w:hAnsi="Arial"/>
-          <w:sz w:val="22"/>
-          <w:szCs w:val="22"/>
-          <w:lang w:val="en-DE"/>
-        </w:rPr>
-        <w:t xml:space="preserve"> financier.</w:t>
+        <w:t>Creating state diagram for financier.</w:t>
       </w:r>
     </w:p>
     <w:p>
@@ -1842,16 +1848,7 @@
           <w:szCs w:val="22"/>
           <w:lang w:val="en-DE"/>
         </w:rPr>
-        <w:t>Creating state diagram for</w:t>
-      </w:r>
-      <w:r>
-        <w:rPr>
-          <w:rFonts w:ascii="Arial" w:hAnsi="Arial"/>
-          <w:sz w:val="22"/>
-          <w:szCs w:val="22"/>
-          <w:lang w:val="en-DE"/>
-        </w:rPr>
-        <w:t xml:space="preserve"> administrator.</w:t>
+        <w:t>Creating state diagram for administrator.</w:t>
       </w:r>
     </w:p>
     <w:p>
@@ -1913,192 +1910,199 @@
           <w:szCs w:val="22"/>
           <w:lang w:val="en-DE"/>
         </w:rPr>
-        <w:t>Creating state diagram for</w:t>
-      </w:r>
-      <w:r>
-        <w:rPr>
-          <w:rFonts w:ascii="Arial" w:hAnsi="Arial"/>
-          <w:sz w:val="22"/>
-          <w:szCs w:val="22"/>
-          <w:lang w:val="en-DE"/>
-        </w:rPr>
-        <w:t xml:space="preserve"> HR.</w:t>
-      </w:r>
-    </w:p>
-    <w:p>
-      <w:pPr>
-        <w:rPr>
-          <w:rFonts w:ascii="Arial" w:hAnsi="Arial"/>
-          <w:sz w:val="22"/>
-          <w:szCs w:val="22"/>
-          <w:lang w:val="en-DE"/>
-        </w:rPr>
-      </w:pPr>
+        <w:t>Creating state diagram for HR.</w:t>
+      </w:r>
+    </w:p>
+    <w:p>
+      <w:pPr>
+        <w:rPr>
+          <w:rFonts w:ascii="Arial" w:hAnsi="Arial"/>
+          <w:sz w:val="22"/>
+          <w:szCs w:val="22"/>
+          <w:lang w:val="en-DE"/>
+        </w:rPr>
+      </w:pPr>
+    </w:p>
+    <w:p>
+      <w:pPr>
+        <w:rPr>
+          <w:rFonts w:ascii="Arial" w:hAnsi="Arial"/>
+          <w:sz w:val="22"/>
+          <w:lang w:val="en-DE"/>
+        </w:rPr>
+      </w:pPr>
+    </w:p>
+    <w:p>
+      <w:pPr>
+        <w:rPr>
+          <w:rFonts w:ascii="Arial" w:hAnsi="Arial"/>
+          <w:b/>
+          <w:sz w:val="22"/>
+          <w:u w:val="single"/>
+          <w:lang w:val="en-DE"/>
+        </w:rPr>
+      </w:pPr>
+      <w:r>
+        <w:rPr>
+          <w:rFonts w:ascii="Arial" w:hAnsi="Arial"/>
+          <w:b/>
+          <w:sz w:val="22"/>
+          <w:u w:val="single"/>
+        </w:rPr>
+        <w:t>Time, Place, and Agenda for Next Meeting:</w:t>
+      </w:r>
+      <w:r>
+        <w:rPr>
+          <w:rFonts w:ascii="Arial" w:hAnsi="Arial"/>
+          <w:b/>
+          <w:sz w:val="22"/>
+          <w:u w:val="single"/>
+          <w:lang w:val="en-DE"/>
+        </w:rPr>
+        <w:t xml:space="preserve"> </w:t>
+      </w:r>
+    </w:p>
+    <w:p>
+      <w:pPr>
+        <w:rPr>
+          <w:rFonts w:ascii="Arial" w:hAnsi="Arial"/>
+          <w:sz w:val="22"/>
+          <w:lang w:val="en-DE"/>
+        </w:rPr>
+      </w:pPr>
+    </w:p>
+    <w:p>
+      <w:pPr>
+        <w:rPr>
+          <w:rFonts w:ascii="Arial" w:hAnsi="Arial"/>
+          <w:sz w:val="22"/>
+          <w:lang w:val="en-DE"/>
+        </w:rPr>
+      </w:pPr>
+      <w:r>
+        <w:rPr>
+          <w:rFonts w:ascii="Arial" w:hAnsi="Arial"/>
+          <w:sz w:val="22"/>
+          <w:lang w:val="en-DE"/>
+        </w:rPr>
+        <w:t>8</w:t>
+      </w:r>
+      <w:r>
+        <w:rPr>
+          <w:rFonts w:ascii="Arial" w:hAnsi="Arial"/>
+          <w:sz w:val="22"/>
+          <w:lang w:val="en-DE"/>
+        </w:rPr>
+        <w:t>/0</w:t>
+      </w:r>
+      <w:r>
+        <w:rPr>
+          <w:rFonts w:ascii="Arial" w:hAnsi="Arial"/>
+          <w:sz w:val="22"/>
+          <w:lang w:val="en-DE"/>
+        </w:rPr>
+        <w:t>4</w:t>
+      </w:r>
+      <w:r>
+        <w:rPr>
+          <w:rFonts w:ascii="Arial" w:hAnsi="Arial"/>
+          <w:sz w:val="22"/>
+          <w:lang w:val="en-DE"/>
+        </w:rPr>
+        <w:t>/2026,</w:t>
+      </w:r>
+      <w:r>
+        <w:rPr>
+          <w:rFonts w:ascii="Arial" w:hAnsi="Arial"/>
+          <w:sz w:val="22"/>
+          <w:lang w:val="en-DE"/>
+        </w:rPr>
+        <w:t xml:space="preserve"> </w:t>
+      </w:r>
+      <w:r>
+        <w:rPr>
+          <w:rFonts w:ascii="Arial" w:hAnsi="Arial"/>
+          <w:sz w:val="22"/>
+          <w:lang w:val="en-DE"/>
+        </w:rPr>
+        <w:t>1</w:t>
+      </w:r>
+      <w:r>
+        <w:rPr>
+          <w:rFonts w:ascii="Arial" w:hAnsi="Arial"/>
+          <w:sz w:val="22"/>
+          <w:lang w:val="en-DE"/>
+        </w:rPr>
+        <w:t>0</w:t>
+      </w:r>
+      <w:r>
+        <w:rPr>
+          <w:rFonts w:ascii="Arial" w:hAnsi="Arial"/>
+          <w:sz w:val="22"/>
+          <w:lang w:val="en-DE"/>
+        </w:rPr>
+        <w:t>:</w:t>
+      </w:r>
+      <w:r>
+        <w:rPr>
+          <w:rFonts w:ascii="Arial" w:hAnsi="Arial"/>
+          <w:sz w:val="22"/>
+          <w:lang w:val="en-DE"/>
+        </w:rPr>
+        <w:t>0</w:t>
+      </w:r>
+      <w:r>
+        <w:rPr>
+          <w:rFonts w:ascii="Arial" w:hAnsi="Arial"/>
+          <w:sz w:val="22"/>
+          <w:lang w:val="en-DE"/>
+        </w:rPr>
+        <w:t xml:space="preserve">0, </w:t>
+      </w:r>
+      <w:r>
+        <w:rPr>
+          <w:rFonts w:ascii="Arial" w:hAnsi="Arial"/>
+          <w:sz w:val="22"/>
+          <w:lang w:val="en-DE"/>
+        </w:rPr>
+        <w:t xml:space="preserve"> </w:t>
+      </w:r>
+      <w:proofErr w:type="spellStart"/>
+      <w:r>
+        <w:rPr>
+          <w:rFonts w:ascii="Arial" w:hAnsi="Arial"/>
+          <w:sz w:val="22"/>
+          <w:lang w:val="en-DE"/>
+        </w:rPr>
+        <w:t>Epoka</w:t>
+      </w:r>
+      <w:proofErr w:type="spellEnd"/>
+      <w:r>
+        <w:rPr>
+          <w:rFonts w:ascii="Arial" w:hAnsi="Arial"/>
+          <w:sz w:val="22"/>
+          <w:lang w:val="en-DE"/>
+        </w:rPr>
+        <w:t xml:space="preserve"> </w:t>
+      </w:r>
+      <w:r>
+        <w:rPr>
+          <w:rFonts w:ascii="Arial" w:hAnsi="Arial"/>
+          <w:sz w:val="22"/>
+          <w:lang w:val="en-DE"/>
+        </w:rPr>
+        <w:t>University</w:t>
+      </w:r>
+      <w:r>
+        <w:rPr>
+          <w:rFonts w:ascii="Arial" w:hAnsi="Arial"/>
+          <w:sz w:val="22"/>
+          <w:lang w:val="en-DE"/>
+        </w:rPr>
+        <w:t>.</w:t>
+      </w:r>
       <w:bookmarkStart w:id="0" w:name="_GoBack"/>
       <w:bookmarkEnd w:id="0"/>
-    </w:p>
-    <w:p>
-      <w:pPr>
-        <w:rPr>
-          <w:rFonts w:ascii="Arial" w:hAnsi="Arial"/>
-          <w:sz w:val="22"/>
-          <w:lang w:val="en-DE"/>
-        </w:rPr>
-      </w:pPr>
-    </w:p>
-    <w:p>
-      <w:pPr>
-        <w:rPr>
-          <w:rFonts w:ascii="Arial" w:hAnsi="Arial"/>
-          <w:b/>
-          <w:sz w:val="22"/>
-          <w:u w:val="single"/>
-          <w:lang w:val="en-DE"/>
-        </w:rPr>
-      </w:pPr>
-      <w:r>
-        <w:rPr>
-          <w:rFonts w:ascii="Arial" w:hAnsi="Arial"/>
-          <w:b/>
-          <w:sz w:val="22"/>
-          <w:u w:val="single"/>
-        </w:rPr>
-        <w:t>Time, Place, and Agenda for Next Meeting:</w:t>
-      </w:r>
-      <w:r>
-        <w:rPr>
-          <w:rFonts w:ascii="Arial" w:hAnsi="Arial"/>
-          <w:b/>
-          <w:sz w:val="22"/>
-          <w:u w:val="single"/>
-          <w:lang w:val="en-DE"/>
-        </w:rPr>
-        <w:t xml:space="preserve"> </w:t>
-      </w:r>
-    </w:p>
-    <w:p>
-      <w:pPr>
-        <w:rPr>
-          <w:rFonts w:ascii="Arial" w:hAnsi="Arial"/>
-          <w:sz w:val="22"/>
-          <w:lang w:val="en-DE"/>
-        </w:rPr>
-      </w:pPr>
-    </w:p>
-    <w:p>
-      <w:pPr>
-        <w:rPr>
-          <w:rFonts w:ascii="Arial" w:hAnsi="Arial"/>
-          <w:sz w:val="22"/>
-          <w:lang w:val="en-DE"/>
-        </w:rPr>
-      </w:pPr>
-      <w:r>
-        <w:rPr>
-          <w:rFonts w:ascii="Arial" w:hAnsi="Arial"/>
-          <w:sz w:val="22"/>
-          <w:lang w:val="en-DE"/>
-        </w:rPr>
-        <w:t>8</w:t>
-      </w:r>
-      <w:r>
-        <w:rPr>
-          <w:rFonts w:ascii="Arial" w:hAnsi="Arial"/>
-          <w:sz w:val="22"/>
-          <w:lang w:val="en-DE"/>
-        </w:rPr>
-        <w:t>/0</w:t>
-      </w:r>
-      <w:r>
-        <w:rPr>
-          <w:rFonts w:ascii="Arial" w:hAnsi="Arial"/>
-          <w:sz w:val="22"/>
-          <w:lang w:val="en-DE"/>
-        </w:rPr>
-        <w:t>4</w:t>
-      </w:r>
-      <w:r>
-        <w:rPr>
-          <w:rFonts w:ascii="Arial" w:hAnsi="Arial"/>
-          <w:sz w:val="22"/>
-          <w:lang w:val="en-DE"/>
-        </w:rPr>
-        <w:t>/2026,</w:t>
-      </w:r>
-      <w:r>
-        <w:rPr>
-          <w:rFonts w:ascii="Arial" w:hAnsi="Arial"/>
-          <w:sz w:val="22"/>
-          <w:lang w:val="en-DE"/>
-        </w:rPr>
-        <w:t>1</w:t>
-      </w:r>
-      <w:r>
-        <w:rPr>
-          <w:rFonts w:ascii="Arial" w:hAnsi="Arial"/>
-          <w:sz w:val="22"/>
-          <w:lang w:val="en-DE"/>
-        </w:rPr>
-        <w:t>0</w:t>
-      </w:r>
-      <w:r>
-        <w:rPr>
-          <w:rFonts w:ascii="Arial" w:hAnsi="Arial"/>
-          <w:sz w:val="22"/>
-          <w:lang w:val="en-DE"/>
-        </w:rPr>
-        <w:t>:</w:t>
-      </w:r>
-      <w:r>
-        <w:rPr>
-          <w:rFonts w:ascii="Arial" w:hAnsi="Arial"/>
-          <w:sz w:val="22"/>
-          <w:lang w:val="en-DE"/>
-        </w:rPr>
-        <w:t>0</w:t>
-      </w:r>
-      <w:r>
-        <w:rPr>
-          <w:rFonts w:ascii="Arial" w:hAnsi="Arial"/>
-          <w:sz w:val="22"/>
-          <w:lang w:val="en-DE"/>
-        </w:rPr>
-        <w:t xml:space="preserve">0, </w:t>
-      </w:r>
-      <w:proofErr w:type="spellStart"/>
-      <w:r>
-        <w:rPr>
-          <w:rFonts w:ascii="Arial" w:hAnsi="Arial"/>
-          <w:sz w:val="22"/>
-          <w:lang w:val="en-DE"/>
-        </w:rPr>
-        <w:t>Epoka</w:t>
-      </w:r>
-      <w:proofErr w:type="spellEnd"/>
-      <w:r>
-        <w:rPr>
-          <w:rFonts w:ascii="Arial" w:hAnsi="Arial"/>
-          <w:sz w:val="22"/>
-          <w:lang w:val="en-DE"/>
-        </w:rPr>
-        <w:t xml:space="preserve"> </w:t>
-      </w:r>
-      <w:r>
-        <w:rPr>
-          <w:rFonts w:ascii="Arial" w:hAnsi="Arial"/>
-          <w:sz w:val="22"/>
-          <w:lang w:val="en-DE"/>
-        </w:rPr>
-        <w:t>University</w:t>
-      </w:r>
-      <w:r>
-        <w:rPr>
-          <w:rFonts w:ascii="Arial" w:hAnsi="Arial"/>
-          <w:sz w:val="22"/>
-          <w:lang w:val="en-DE"/>
-        </w:rPr>
-        <w:t>,</w:t>
-      </w:r>
     </w:p>
     <w:p>
       <w:pPr>
@@ -2678,6 +2682,7 @@
   <w:style w:type="character" w:default="1" w:styleId="DefaultParagraphFont">
     <w:name w:val="Default Paragraph Font"/>
     <w:uiPriority w:val="1"/>
+    <w:semiHidden/>
     <w:unhideWhenUsed/>
   </w:style>
   <w:style w:type="table" w:default="1" w:styleId="TableNormal">
